--- a/23644171_NguyenVanNam_Week06/23644171_NguyenVanNam_Week06.docx
+++ b/23644171_NguyenVanNam_Week06/23644171_NguyenVanNam_Week06.docx
@@ -101,12 +101,19 @@
       <w:pPr>
         <w:spacing w:after="120"/>
         <w:rPr>
+          <w:sz w:val="28"/>
+          <w:szCs w:val="28"/>
+        </w:rPr>
+      </w:pPr>
+      <w:r>
+        <w:rPr>
           <w:b/>
           <w:bCs/>
           <w:sz w:val="28"/>
           <w:szCs w:val="28"/>
         </w:rPr>
-      </w:pPr>
+        <w:t>Link Github:</w:t>
+      </w:r>
       <w:r>
         <w:rPr>
           <w:b/>
@@ -114,8 +121,34 @@
           <w:sz w:val="28"/>
           <w:szCs w:val="28"/>
         </w:rPr>
-        <w:t>Link Github:</w:t>
-      </w:r>
+        <w:t xml:space="preserve"> </w:t>
+      </w:r>
+      <w:hyperlink r:id="rId5" w:history="1">
+        <w:r>
+          <w:rPr>
+            <w:rStyle w:val="Hyperlink"/>
+            <w:sz w:val="28"/>
+            <w:szCs w:val="28"/>
+          </w:rPr>
+          <w:t>https://github.com/vannam25032005/React</w:t>
+        </w:r>
+        <w:r>
+          <w:rPr>
+            <w:rStyle w:val="Hyperlink"/>
+            <w:sz w:val="28"/>
+            <w:szCs w:val="28"/>
+          </w:rPr>
+          <w:t>N</w:t>
+        </w:r>
+        <w:r>
+          <w:rPr>
+            <w:rStyle w:val="Hyperlink"/>
+            <w:sz w:val="28"/>
+            <w:szCs w:val="28"/>
+          </w:rPr>
+          <w:t>ative/tree/e4bb5fd664bace484450bc2af9e3713184ce2586/23644171_NguyenVanNam_Week06</w:t>
+        </w:r>
+      </w:hyperlink>
     </w:p>
     <w:tbl>
       <w:tblPr>
@@ -267,6 +300,7 @@
       </w:pPr>
       <w:r>
         <w:rPr>
+          <w:noProof/>
           <w:color w:val="222222"/>
           <w:sz w:val="21"/>
           <w:szCs w:val="21"/>
@@ -287,7 +321,7 @@
                     <pic:cNvPicPr/>
                   </pic:nvPicPr>
                   <pic:blipFill>
-                    <a:blip r:embed="rId5"/>
+                    <a:blip r:embed="rId6"/>
                     <a:stretch>
                       <a:fillRect/>
                     </a:stretch>
@@ -313,6 +347,9 @@
         <w:spacing w:after="120"/>
       </w:pPr>
       <w:r>
+        <w:rPr>
+          <w:noProof/>
+        </w:rPr>
         <w:lastRenderedPageBreak/>
         <w:drawing>
           <wp:inline distT="0" distB="0" distL="0" distR="0" wp14:anchorId="2693EF63" wp14:editId="14536908">
@@ -330,7 +367,7 @@
                     <pic:cNvPicPr/>
                   </pic:nvPicPr>
                   <pic:blipFill>
-                    <a:blip r:embed="rId6"/>
+                    <a:blip r:embed="rId7"/>
                     <a:stretch>
                       <a:fillRect/>
                     </a:stretch>
@@ -447,6 +484,9 @@
         <w:spacing w:after="120"/>
       </w:pPr>
       <w:r>
+        <w:rPr>
+          <w:noProof/>
+        </w:rPr>
         <w:drawing>
           <wp:inline distT="0" distB="0" distL="0" distR="0" wp14:anchorId="1D5B0DFD" wp14:editId="49347721">
             <wp:extent cx="3947502" cy="3360711"/>
@@ -463,7 +503,7 @@
                     <pic:cNvPicPr/>
                   </pic:nvPicPr>
                   <pic:blipFill>
-                    <a:blip r:embed="rId7"/>
+                    <a:blip r:embed="rId8"/>
                     <a:stretch>
                       <a:fillRect/>
                     </a:stretch>
@@ -489,6 +529,9 @@
         <w:spacing w:after="120"/>
       </w:pPr>
       <w:r>
+        <w:rPr>
+          <w:noProof/>
+        </w:rPr>
         <w:lastRenderedPageBreak/>
         <w:drawing>
           <wp:inline distT="0" distB="0" distL="0" distR="0" wp14:anchorId="6AD753E6" wp14:editId="61BA9397">
@@ -506,7 +549,7 @@
                     <pic:cNvPicPr/>
                   </pic:nvPicPr>
                   <pic:blipFill>
-                    <a:blip r:embed="rId8"/>
+                    <a:blip r:embed="rId9"/>
                     <a:stretch>
                       <a:fillRect/>
                     </a:stretch>
@@ -590,6 +633,9 @@
         <w:spacing w:after="120"/>
       </w:pPr>
       <w:r>
+        <w:rPr>
+          <w:noProof/>
+        </w:rPr>
         <w:lastRenderedPageBreak/>
         <w:drawing>
           <wp:inline distT="0" distB="0" distL="0" distR="0" wp14:anchorId="057DF9ED" wp14:editId="4CE9B7D0">
@@ -607,7 +653,7 @@
                     <pic:cNvPicPr/>
                   </pic:nvPicPr>
                   <pic:blipFill>
-                    <a:blip r:embed="rId9"/>
+                    <a:blip r:embed="rId10"/>
                     <a:stretch>
                       <a:fillRect/>
                     </a:stretch>
@@ -678,6 +724,9 @@
         <w:spacing w:after="120"/>
       </w:pPr>
       <w:r>
+        <w:rPr>
+          <w:noProof/>
+        </w:rPr>
         <w:lastRenderedPageBreak/>
         <w:drawing>
           <wp:inline distT="0" distB="0" distL="0" distR="0" wp14:anchorId="54BF1E43" wp14:editId="42F8C4C9">
@@ -695,7 +744,7 @@
                     <pic:cNvPicPr/>
                   </pic:nvPicPr>
                   <pic:blipFill>
-                    <a:blip r:embed="rId10"/>
+                    <a:blip r:embed="rId11"/>
                     <a:stretch>
                       <a:fillRect/>
                     </a:stretch>
@@ -1470,6 +1519,30 @@
       <w:szCs w:val="20"/>
     </w:rPr>
   </w:style>
+  <w:style w:type="character" w:styleId="UnresolvedMention">
+    <w:name w:val="Unresolved Mention"/>
+    <w:basedOn w:val="DefaultParagraphFont"/>
+    <w:uiPriority w:val="99"/>
+    <w:semiHidden/>
+    <w:unhideWhenUsed/>
+    <w:rsid w:val="00C714E7"/>
+    <w:rPr>
+      <w:color w:val="605E5C"/>
+      <w:shd w:val="clear" w:color="auto" w:fill="E1DFDD"/>
+    </w:rPr>
+  </w:style>
+  <w:style w:type="character" w:styleId="FollowedHyperlink">
+    <w:name w:val="FollowedHyperlink"/>
+    <w:basedOn w:val="DefaultParagraphFont"/>
+    <w:uiPriority w:val="99"/>
+    <w:semiHidden/>
+    <w:unhideWhenUsed/>
+    <w:rsid w:val="00C714E7"/>
+    <w:rPr>
+      <w:color w:val="96607D" w:themeColor="followedHyperlink"/>
+      <w:u w:val="single"/>
+    </w:rPr>
+  </w:style>
 </w:styles>
 </file>
 
